--- a/zht/docx/019.content.docx
+++ b/zht/docx/019.content.docx
@@ -445,18 +445,12 @@
           <w:lang w:val="zh_TW" w:bidi="zh_TW"/>
         </w:rPr>
       </w:r>
-      <w:hyperlink r:id="rId13">
-        <w:r>
-          <w:rPr>
-            <w:lang w:val="zh_TW" w:bidi="zh_TW"/>
-          </w:rPr>
-          <w:rPr>
-            <w:color w:val="0000EE"/>
-            <w:u w:val="single"/>
-          </w:rPr>
-          <w:t>哥林多前書12:10</w:t>
-        </w:r>
-      </w:hyperlink>
+      <w:r>
+        <w:rPr>
+          <w:lang w:val="zh_TW" w:bidi="zh_TW"/>
+        </w:rPr>
+        <w:t>哥林多前書12:10</w:t>
+      </w:r>
     </w:p>
     <w:p>
       <w:pPr>
@@ -469,18 +463,12 @@
           <w:lang w:val="zh_TW" w:bidi="zh_TW"/>
         </w:rPr>
       </w:r>
-      <w:hyperlink r:id="rId14">
-        <w:r>
-          <w:rPr>
-            <w:lang w:val="zh_TW" w:bidi="zh_TW"/>
-          </w:rPr>
-          <w:rPr>
-            <w:color w:val="0000EE"/>
-            <w:u w:val="single"/>
-          </w:rPr>
-          <w:t>但以理書4:4–6</w:t>
-        </w:r>
-      </w:hyperlink>
+      <w:r>
+        <w:rPr>
+          <w:lang w:val="zh_TW" w:bidi="zh_TW"/>
+        </w:rPr>
+        <w:t>但以理書4:4–6</w:t>
+      </w:r>
     </w:p>
     <w:p>
       <w:pPr>
@@ -493,18 +481,12 @@
           <w:lang w:val="zh_TW" w:bidi="zh_TW"/>
         </w:rPr>
       </w:r>
-      <w:hyperlink r:id="rId15">
-        <w:r>
-          <w:rPr>
-            <w:lang w:val="zh_TW" w:bidi="zh_TW"/>
-          </w:rPr>
-          <w:rPr>
-            <w:color w:val="0000EE"/>
-            <w:u w:val="single"/>
-          </w:rPr>
-          <w:t>創世記40:4–5</w:t>
-        </w:r>
-      </w:hyperlink>
+      <w:r>
+        <w:rPr>
+          <w:lang w:val="zh_TW" w:bidi="zh_TW"/>
+        </w:rPr>
+        <w:t>創世記40:4–5</w:t>
+      </w:r>
     </w:p>
     <w:p>
       <w:pPr>
@@ -517,18 +499,12 @@
           <w:lang w:val="zh_TW" w:bidi="zh_TW"/>
         </w:rPr>
       </w:r>
-      <w:hyperlink r:id="rId16">
-        <w:r>
-          <w:rPr>
-            <w:lang w:val="zh_TW" w:bidi="zh_TW"/>
-          </w:rPr>
-          <w:rPr>
-            <w:color w:val="0000EE"/>
-            <w:u w:val="single"/>
-          </w:rPr>
-          <w:t>士師記7:15–16</w:t>
-        </w:r>
-      </w:hyperlink>
+      <w:r>
+        <w:rPr>
+          <w:lang w:val="zh_TW" w:bidi="zh_TW"/>
+        </w:rPr>
+        <w:t>士師記7:15–16</w:t>
+      </w:r>
     </w:p>
     <w:p>
       <w:pPr>
@@ -541,18 +517,12 @@
           <w:lang w:val="zh_TW" w:bidi="zh_TW"/>
         </w:rPr>
       </w:r>
-      <w:hyperlink r:id="rId17">
-        <w:r>
-          <w:rPr>
-            <w:lang w:val="zh_TW" w:bidi="zh_TW"/>
-          </w:rPr>
-          <w:rPr>
-            <w:color w:val="0000EE"/>
-            <w:u w:val="single"/>
-          </w:rPr>
-          <w:t>路加福音12:56</w:t>
-        </w:r>
-      </w:hyperlink>
+      <w:r>
+        <w:rPr>
+          <w:lang w:val="zh_TW" w:bidi="zh_TW"/>
+        </w:rPr>
+        <w:t>路加福音12:56</w:t>
+      </w:r>
     </w:p>
     <w:p>
       <w:pPr>
@@ -768,18 +738,12 @@
           <w:lang w:val="zh_TW" w:bidi="zh_TW"/>
         </w:rPr>
       </w:r>
-      <w:hyperlink r:id="rId18">
-        <w:r>
-          <w:rPr>
-            <w:lang w:val="zh_TW" w:bidi="zh_TW"/>
-          </w:rPr>
-          <w:rPr>
-            <w:color w:val="0000EE"/>
-            <w:u w:val="single"/>
-          </w:rPr>
-          <w:t>哥林多後書7:15</w:t>
-        </w:r>
-      </w:hyperlink>
+      <w:r>
+        <w:rPr>
+          <w:lang w:val="zh_TW" w:bidi="zh_TW"/>
+        </w:rPr>
+        <w:t>哥林多後書7:15</w:t>
+      </w:r>
     </w:p>
     <w:p>
       <w:pPr>
@@ -792,18 +756,12 @@
           <w:lang w:val="zh_TW" w:bidi="zh_TW"/>
         </w:rPr>
       </w:r>
-      <w:hyperlink r:id="rId19">
-        <w:r>
-          <w:rPr>
-            <w:lang w:val="zh_TW" w:bidi="zh_TW"/>
-          </w:rPr>
-          <w:rPr>
-            <w:color w:val="0000EE"/>
-            <w:u w:val="single"/>
-          </w:rPr>
-          <w:t>撒母耳記下22:44–46</w:t>
-        </w:r>
-      </w:hyperlink>
+      <w:r>
+        <w:rPr>
+          <w:lang w:val="zh_TW" w:bidi="zh_TW"/>
+        </w:rPr>
+        <w:t>撒母耳記下22:44–46</w:t>
+      </w:r>
     </w:p>
     <w:p>
       <w:pPr>
@@ -816,18 +774,12 @@
           <w:lang w:val="zh_TW" w:bidi="zh_TW"/>
         </w:rPr>
       </w:r>
-      <w:hyperlink r:id="rId20">
-        <w:r>
-          <w:rPr>
-            <w:lang w:val="zh_TW" w:bidi="zh_TW"/>
-          </w:rPr>
-          <w:rPr>
-            <w:color w:val="0000EE"/>
-            <w:u w:val="single"/>
-          </w:rPr>
-          <w:t>使徒行傳16:29–31</w:t>
-        </w:r>
-      </w:hyperlink>
+      <w:r>
+        <w:rPr>
+          <w:lang w:val="zh_TW" w:bidi="zh_TW"/>
+        </w:rPr>
+        <w:t>使徒行傳16:29–31</w:t>
+      </w:r>
     </w:p>
     <w:p>
       <w:pPr>
@@ -840,18 +792,12 @@
           <w:lang w:val="zh_TW" w:bidi="zh_TW"/>
         </w:rPr>
       </w:r>
-      <w:hyperlink r:id="rId21">
-        <w:r>
-          <w:rPr>
-            <w:lang w:val="zh_TW" w:bidi="zh_TW"/>
-          </w:rPr>
-          <w:rPr>
-            <w:color w:val="0000EE"/>
-            <w:u w:val="single"/>
-          </w:rPr>
-          <w:t>耶利米書5:22</w:t>
-        </w:r>
-      </w:hyperlink>
+      <w:r>
+        <w:rPr>
+          <w:lang w:val="zh_TW" w:bidi="zh_TW"/>
+        </w:rPr>
+        <w:t>耶利米書5:22</w:t>
+      </w:r>
     </w:p>
     <w:p>
       <w:pPr>
@@ -864,18 +810,12 @@
           <w:lang w:val="zh_TW" w:bidi="zh_TW"/>
         </w:rPr>
       </w:r>
-      <w:hyperlink r:id="rId22">
-        <w:r>
-          <w:rPr>
-            <w:lang w:val="zh_TW" w:bidi="zh_TW"/>
-          </w:rPr>
-          <w:rPr>
-            <w:color w:val="0000EE"/>
-            <w:u w:val="single"/>
-          </w:rPr>
-          <w:t>路加福音8:47</w:t>
-        </w:r>
-      </w:hyperlink>
+      <w:r>
+        <w:rPr>
+          <w:lang w:val="zh_TW" w:bidi="zh_TW"/>
+        </w:rPr>
+        <w:t>路加福音8:47</w:t>
+      </w:r>
     </w:p>
     <w:p>
       <w:pPr>
